--- a/public/doc/emr/print_ranap_anak_perawat.docx
+++ b/public/doc/emr/print_ranap_anak_perawat.docx
@@ -138,46 +138,21 @@
                 <w:b/>
                 <w:szCs w:val="16"/>
               </w:rPr>
-              <w:t xml:space="preserve">Jl. Mayor Sunaryo No.37, Jetis, </w:t>
-            </w:r>
-            <w:proofErr w:type="spellStart"/>
+              <w:t>Jl. Mayor Sunaryo No.37, Jetis, Sukoharjo 57512 Telp (0271) 593979</w:t>
+            </w:r>
+            <w:r>
+              <w:rPr>
+                <w:b/>
+                <w:sz w:val="22"/>
+              </w:rPr>
+              <w:br/>
+            </w:r>
             <w:r>
               <w:rPr>
                 <w:b/>
                 <w:szCs w:val="16"/>
               </w:rPr>
-              <w:t>Sukoharjo</w:t>
-            </w:r>
-            <w:proofErr w:type="spellEnd"/>
-            <w:r>
-              <w:rPr>
-                <w:b/>
-                <w:szCs w:val="16"/>
-              </w:rPr>
-              <w:t xml:space="preserve"> 57512 Telp (0271) 593979</w:t>
-            </w:r>
-            <w:r>
-              <w:rPr>
-                <w:b/>
-                <w:sz w:val="22"/>
-              </w:rPr>
-              <w:br/>
-            </w:r>
-            <w:proofErr w:type="gramStart"/>
-            <w:r>
-              <w:rPr>
-                <w:b/>
-                <w:szCs w:val="16"/>
-              </w:rPr>
-              <w:t>E-Mail :</w:t>
-            </w:r>
-            <w:proofErr w:type="gramEnd"/>
-            <w:r>
-              <w:rPr>
-                <w:b/>
-                <w:szCs w:val="16"/>
-              </w:rPr>
-              <w:t xml:space="preserve"> </w:t>
+              <w:t xml:space="preserve">E-Mail : </w:t>
             </w:r>
             <w:hyperlink r:id="rId9" w:history="1">
               <w:r>
@@ -196,23 +171,7 @@
                 <w:b/>
                 <w:szCs w:val="16"/>
               </w:rPr>
-              <w:t xml:space="preserve"> </w:t>
-            </w:r>
-            <w:proofErr w:type="gramStart"/>
-            <w:r>
-              <w:rPr>
-                <w:b/>
-                <w:szCs w:val="16"/>
-              </w:rPr>
-              <w:t>Website :</w:t>
-            </w:r>
-            <w:proofErr w:type="gramEnd"/>
-            <w:r>
-              <w:rPr>
-                <w:b/>
-                <w:szCs w:val="16"/>
-              </w:rPr>
-              <w:t xml:space="preserve"> </w:t>
+              <w:t xml:space="preserve"> Website : </w:t>
             </w:r>
             <w:hyperlink r:id="rId10" w:history="1">
               <w:r>
@@ -546,7 +505,23 @@
                 <w:color w:val="FFFFFF" w:themeColor="background1"/>
                 <w:sz w:val="26"/>
               </w:rPr>
-              <w:t xml:space="preserve">PENGKAJIAN RAWAT </w:t>
+              <w:t>PENGKAJIAN</w:t>
+            </w:r>
+            <w:r>
+              <w:rPr>
+                <w:b/>
+                <w:color w:val="FFFFFF" w:themeColor="background1"/>
+                <w:sz w:val="26"/>
+              </w:rPr>
+              <w:t xml:space="preserve"> AWAL</w:t>
+            </w:r>
+            <w:r>
+              <w:rPr>
+                <w:b/>
+                <w:color w:val="FFFFFF" w:themeColor="background1"/>
+                <w:sz w:val="26"/>
+              </w:rPr>
+              <w:t xml:space="preserve"> RAWAT </w:t>
             </w:r>
             <w:r>
               <w:rPr>
@@ -624,21 +599,14 @@
                 <w:lang w:val="en-ID"/>
               </w:rPr>
             </w:pPr>
-            <w:proofErr w:type="spellStart"/>
-            <w:proofErr w:type="gramStart"/>
             <w:r>
               <w:t>Tanggal</w:t>
             </w:r>
-            <w:proofErr w:type="spellEnd"/>
             <w:r>
               <w:t xml:space="preserve"> </w:t>
             </w:r>
             <w:r>
-              <w:t>:</w:t>
-            </w:r>
-            <w:proofErr w:type="gramEnd"/>
-            <w:r>
-              <w:t xml:space="preserve"> </w:t>
+              <w:t xml:space="preserve">: </w:t>
             </w:r>
             <w:r>
               <w:rPr>
@@ -680,7 +648,6 @@
                 <w:lang w:val="en-ID"/>
               </w:rPr>
             </w:pPr>
-            <w:proofErr w:type="gramStart"/>
             <w:r>
               <w:t>Jam</w:t>
             </w:r>
@@ -688,11 +655,7 @@
               <w:t xml:space="preserve"> </w:t>
             </w:r>
             <w:r>
-              <w:t>:</w:t>
-            </w:r>
-            <w:proofErr w:type="gramEnd"/>
-            <w:r>
-              <w:t xml:space="preserve"> </w:t>
+              <w:t xml:space="preserve">: </w:t>
             </w:r>
             <w:r>
               <w:rPr>
@@ -815,13 +778,8 @@
             <w:tcW w:w="2426" w:type="dxa"/>
           </w:tcPr>
           <w:p>
-            <w:proofErr w:type="spellStart"/>
-            <w:r>
-              <w:t>Keluhan</w:t>
-            </w:r>
-            <w:proofErr w:type="spellEnd"/>
-            <w:r>
-              <w:t xml:space="preserve"> Utama</w:t>
+            <w:r>
+              <w:t>Keluhan Utama</w:t>
             </w:r>
           </w:p>
         </w:tc>
@@ -867,21 +825,8 @@
           </w:tcPr>
           <w:p>
             <w:r>
-              <w:t xml:space="preserve">Riwayat </w:t>
-            </w:r>
-            <w:proofErr w:type="spellStart"/>
-            <w:r>
-              <w:t>Penyakit</w:t>
-            </w:r>
-            <w:proofErr w:type="spellEnd"/>
-            <w:r>
-              <w:t xml:space="preserve"> </w:t>
-            </w:r>
-            <w:proofErr w:type="spellStart"/>
-            <w:r>
-              <w:t>Sekarang</w:t>
-            </w:r>
-            <w:proofErr w:type="spellEnd"/>
+              <w:t>Riwayat Penyakit Sekarang</w:t>
+            </w:r>
           </w:p>
         </w:tc>
         <w:tc>
@@ -926,21 +871,8 @@
           </w:tcPr>
           <w:p>
             <w:r>
-              <w:t xml:space="preserve">Riwayat </w:t>
-            </w:r>
-            <w:proofErr w:type="spellStart"/>
-            <w:r>
-              <w:t>Penyakit</w:t>
-            </w:r>
-            <w:proofErr w:type="spellEnd"/>
-            <w:r>
-              <w:t xml:space="preserve"> </w:t>
-            </w:r>
-            <w:proofErr w:type="spellStart"/>
-            <w:r>
-              <w:t>Dahulu</w:t>
-            </w:r>
-            <w:proofErr w:type="spellEnd"/>
+              <w:t>Riwayat Penyakit Dahulu</w:t>
+            </w:r>
           </w:p>
         </w:tc>
         <w:tc>
@@ -985,21 +917,8 @@
           </w:tcPr>
           <w:p>
             <w:r>
-              <w:t xml:space="preserve">Riwayat </w:t>
-            </w:r>
-            <w:proofErr w:type="spellStart"/>
-            <w:r>
-              <w:t>Penyakit</w:t>
-            </w:r>
-            <w:proofErr w:type="spellEnd"/>
-            <w:r>
-              <w:t xml:space="preserve"> </w:t>
-            </w:r>
-            <w:proofErr w:type="spellStart"/>
-            <w:r>
-              <w:t>Keluarga</w:t>
-            </w:r>
-            <w:proofErr w:type="spellEnd"/>
+              <w:t>Riwayat Penyakit Keluarga</w:t>
+            </w:r>
           </w:p>
         </w:tc>
         <w:tc>
@@ -1044,15 +963,7 @@
           </w:tcPr>
           <w:p>
             <w:r>
-              <w:t xml:space="preserve">Riwayat </w:t>
-            </w:r>
-            <w:proofErr w:type="spellStart"/>
-            <w:r>
-              <w:t>Tumbuh</w:t>
-            </w:r>
-            <w:proofErr w:type="spellEnd"/>
-            <w:r>
-              <w:t xml:space="preserve"> Kembang</w:t>
+              <w:t>Riwayat Tumbuh Kembang</w:t>
             </w:r>
           </w:p>
         </w:tc>
@@ -1103,13 +1014,8 @@
           </w:tcPr>
           <w:p>
             <w:r>
-              <w:t xml:space="preserve">Riwayat </w:t>
-            </w:r>
-            <w:proofErr w:type="spellStart"/>
-            <w:r>
-              <w:t>Kelahiran</w:t>
-            </w:r>
-            <w:proofErr w:type="spellEnd"/>
+              <w:t>Riwayat Kelahiran</w:t>
+            </w:r>
           </w:p>
         </w:tc>
         <w:tc>
@@ -1158,19 +1064,9 @@
             <w:tcW w:w="2426" w:type="dxa"/>
           </w:tcPr>
           <w:p>
-            <w:proofErr w:type="spellStart"/>
-            <w:r>
-              <w:t>Usia</w:t>
-            </w:r>
-            <w:proofErr w:type="spellEnd"/>
-            <w:r>
-              <w:t xml:space="preserve"> </w:t>
-            </w:r>
-            <w:proofErr w:type="spellStart"/>
-            <w:r>
-              <w:t>Kehamilan</w:t>
-            </w:r>
-            <w:proofErr w:type="spellEnd"/>
+            <w:r>
+              <w:t>Usia Kehamilan</w:t>
+            </w:r>
           </w:p>
         </w:tc>
         <w:tc>
@@ -1219,11 +1115,9 @@
             <w:tcW w:w="2426" w:type="dxa"/>
           </w:tcPr>
           <w:p>
-            <w:proofErr w:type="spellStart"/>
             <w:r>
               <w:t>Persalinan</w:t>
             </w:r>
-            <w:proofErr w:type="spellEnd"/>
           </w:p>
         </w:tc>
         <w:tc>
@@ -1348,13 +1242,8 @@
             <w:tcW w:w="2802" w:type="dxa"/>
           </w:tcPr>
           <w:p>
-            <w:proofErr w:type="spellStart"/>
-            <w:r>
-              <w:t>Keadaan</w:t>
-            </w:r>
-            <w:proofErr w:type="spellEnd"/>
-            <w:r>
-              <w:t xml:space="preserve"> Umum</w:t>
+            <w:r>
+              <w:t>Keadaan Umum</w:t>
             </w:r>
           </w:p>
         </w:tc>
@@ -1389,13 +1278,8 @@
             <w:tcW w:w="2802" w:type="dxa"/>
           </w:tcPr>
           <w:p>
-            <w:proofErr w:type="spellStart"/>
-            <w:r>
-              <w:t>Tekanan</w:t>
-            </w:r>
-            <w:proofErr w:type="spellEnd"/>
-            <w:r>
-              <w:t xml:space="preserve"> Darah</w:t>
+            <w:r>
+              <w:t>Tekanan Darah</w:t>
             </w:r>
           </w:p>
         </w:tc>
@@ -1435,13 +1319,8 @@
             <w:pPr>
               <w:ind w:right="-105"/>
             </w:pPr>
-            <w:proofErr w:type="spellStart"/>
-            <w:r>
-              <w:t>Saturasi</w:t>
-            </w:r>
-            <w:proofErr w:type="spellEnd"/>
-            <w:r>
-              <w:t xml:space="preserve"> O</w:t>
+            <w:r>
+              <w:t>Saturasi O</w:t>
             </w:r>
             <w:r>
               <w:rPr>
@@ -1482,13 +1361,8 @@
             <w:tcW w:w="2802" w:type="dxa"/>
           </w:tcPr>
           <w:p>
-            <w:proofErr w:type="spellStart"/>
-            <w:r>
-              <w:t>Frekuensi</w:t>
-            </w:r>
-            <w:proofErr w:type="spellEnd"/>
-            <w:r>
-              <w:t xml:space="preserve"> Nadi</w:t>
+            <w:r>
+              <w:t>Frekuensi Nadi</w:t>
             </w:r>
           </w:p>
         </w:tc>
@@ -1563,13 +1437,8 @@
             <w:tcW w:w="2802" w:type="dxa"/>
           </w:tcPr>
           <w:p>
-            <w:proofErr w:type="spellStart"/>
-            <w:r>
-              <w:t>Frekuensi</w:t>
-            </w:r>
-            <w:proofErr w:type="spellEnd"/>
-            <w:r>
-              <w:t xml:space="preserve"> Nafas</w:t>
+            <w:r>
+              <w:t>Frekuensi Nafas</w:t>
             </w:r>
           </w:p>
         </w:tc>
@@ -1644,11 +1513,9 @@
             <w:tcW w:w="2802" w:type="dxa"/>
           </w:tcPr>
           <w:p>
-            <w:proofErr w:type="spellStart"/>
             <w:r>
               <w:t>Suhu</w:t>
             </w:r>
-            <w:proofErr w:type="spellEnd"/>
           </w:p>
         </w:tc>
         <w:tc>
@@ -2242,7 +2109,6 @@
                 <w:szCs w:val="20"/>
               </w:rPr>
             </w:pPr>
-            <w:proofErr w:type="spellStart"/>
             <w:r>
               <w:rPr>
                 <w:b/>
@@ -2250,29 +2116,8 @@
                 <w:sz w:val="20"/>
                 <w:szCs w:val="20"/>
               </w:rPr>
-              <w:t>Kebutuhan</w:t>
-            </w:r>
-            <w:proofErr w:type="spellEnd"/>
-            <w:r>
-              <w:rPr>
-                <w:b/>
-                <w:bCs/>
-                <w:sz w:val="20"/>
-                <w:szCs w:val="20"/>
-              </w:rPr>
-              <w:t xml:space="preserve"> </w:t>
-            </w:r>
-            <w:proofErr w:type="spellStart"/>
-            <w:r>
-              <w:rPr>
-                <w:b/>
-                <w:bCs/>
-                <w:sz w:val="20"/>
-                <w:szCs w:val="20"/>
-              </w:rPr>
-              <w:t>Edukasi</w:t>
-            </w:r>
-            <w:proofErr w:type="spellEnd"/>
+              <w:t>Kebutuhan Edukasi</w:t>
+            </w:r>
           </w:p>
         </w:tc>
       </w:tr>
@@ -2657,33 +2502,8 @@
                 <w:b/>
                 <w:bCs/>
               </w:rPr>
-              <w:t xml:space="preserve">Yang </w:t>
-            </w:r>
-            <w:proofErr w:type="spellStart"/>
-            <w:r>
-              <w:rPr>
-                <w:b/>
-                <w:bCs/>
-              </w:rPr>
-              <w:t>Melakukan</w:t>
-            </w:r>
-            <w:proofErr w:type="spellEnd"/>
-            <w:r>
-              <w:rPr>
-                <w:b/>
-                <w:bCs/>
-              </w:rPr>
-              <w:t xml:space="preserve"> </w:t>
-            </w:r>
-            <w:proofErr w:type="spellStart"/>
-            <w:r>
-              <w:rPr>
-                <w:b/>
-                <w:bCs/>
-              </w:rPr>
-              <w:t>Pengkajian</w:t>
-            </w:r>
-            <w:proofErr w:type="spellEnd"/>
+              <w:t>Yang Melakukan Pengkajian</w:t>
+            </w:r>
           </w:p>
           <w:p>
             <w:pPr>
@@ -2693,7 +2513,6 @@
                 <w:bCs/>
               </w:rPr>
             </w:pPr>
-            <w:proofErr w:type="spellStart"/>
             <w:r>
               <w:rPr>
                 <w:b/>
@@ -2701,7 +2520,6 @@
               </w:rPr>
               <w:t>Perawat</w:t>
             </w:r>
-            <w:proofErr w:type="spellEnd"/>
           </w:p>
           <w:p>
             <w:pPr>
@@ -2732,7 +2550,6 @@
             <w:pPr>
               <w:jc w:val="center"/>
             </w:pPr>
-            <w:proofErr w:type="gramStart"/>
             <w:r>
               <w:t xml:space="preserve">( </w:t>
             </w:r>
@@ -2740,32 +2557,23 @@
               <w:rPr>
                 <w:u w:val="single"/>
               </w:rPr>
-              <w:t>$</w:t>
-            </w:r>
-            <w:proofErr w:type="gramEnd"/>
+              <w:t>${</w:t>
+            </w:r>
             <w:r>
               <w:rPr>
                 <w:u w:val="single"/>
               </w:rPr>
-              <w:t>{</w:t>
+              <w:t>NAMA_PERAWAT_FINALISASI</w:t>
             </w:r>
             <w:r>
               <w:rPr>
                 <w:u w:val="single"/>
               </w:rPr>
-              <w:t>NAMA_PERAWAT_FINALISASI</w:t>
-            </w:r>
-            <w:proofErr w:type="gramStart"/>
-            <w:r>
-              <w:rPr>
-                <w:u w:val="single"/>
-              </w:rPr>
               <w:t>}</w:t>
             </w:r>
             <w:r>
               <w:t xml:space="preserve"> )</w:t>
             </w:r>
-            <w:proofErr w:type="gramEnd"/>
           </w:p>
           <w:p>
             <w:pPr>
@@ -2782,18 +2590,8 @@
                 <w:szCs w:val="18"/>
                 <w:lang w:val="en-ID"/>
               </w:rPr>
-              <w:t xml:space="preserve">Tanda Tangan dan Nama </w:t>
-            </w:r>
-            <w:proofErr w:type="spellStart"/>
-            <w:r>
-              <w:rPr>
-                <w:sz w:val="14"/>
-                <w:szCs w:val="18"/>
-                <w:lang w:val="en-ID"/>
-              </w:rPr>
-              <w:t>Lengkap</w:t>
-            </w:r>
-            <w:proofErr w:type="spellEnd"/>
+              <w:t>Tanda Tangan dan Nama Lengkap</w:t>
+            </w:r>
           </w:p>
           <w:p>
             <w:pPr>
@@ -2978,7 +2776,6 @@
                 </mc:Fallback>
               </mc:AlternateContent>
             </w:r>
-            <w:proofErr w:type="spellStart"/>
             <w:r>
               <w:rPr>
                 <w:b/>
@@ -2986,7 +2783,6 @@
               </w:rPr>
               <w:t>Verifikasi</w:t>
             </w:r>
-            <w:proofErr w:type="spellEnd"/>
           </w:p>
           <w:p>
             <w:pPr>
@@ -3033,7 +2829,6 @@
             <w:pPr>
               <w:jc w:val="center"/>
             </w:pPr>
-            <w:proofErr w:type="gramStart"/>
             <w:r>
               <w:t xml:space="preserve">( </w:t>
             </w:r>
@@ -3041,32 +2836,23 @@
               <w:rPr>
                 <w:u w:val="single"/>
               </w:rPr>
-              <w:t>$</w:t>
-            </w:r>
-            <w:proofErr w:type="gramEnd"/>
+              <w:t>${</w:t>
+            </w:r>
             <w:r>
               <w:rPr>
                 <w:u w:val="single"/>
               </w:rPr>
-              <w:t>{</w:t>
+              <w:t>NAMA_DOKTER_FINALISASI</w:t>
             </w:r>
             <w:r>
               <w:rPr>
                 <w:u w:val="single"/>
               </w:rPr>
-              <w:t>NAMA_DOKTER_FINALISASI</w:t>
-            </w:r>
-            <w:proofErr w:type="gramStart"/>
-            <w:r>
-              <w:rPr>
-                <w:u w:val="single"/>
-              </w:rPr>
               <w:t>}</w:t>
             </w:r>
             <w:r>
               <w:t xml:space="preserve"> )</w:t>
             </w:r>
-            <w:proofErr w:type="gramEnd"/>
           </w:p>
           <w:p>
             <w:pPr>
@@ -3083,18 +2869,8 @@
                 <w:szCs w:val="18"/>
                 <w:lang w:val="en-ID"/>
               </w:rPr>
-              <w:t xml:space="preserve">Tanda Tangan dan Nama </w:t>
-            </w:r>
-            <w:proofErr w:type="spellStart"/>
-            <w:r>
-              <w:rPr>
-                <w:sz w:val="14"/>
-                <w:szCs w:val="18"/>
-                <w:lang w:val="en-ID"/>
-              </w:rPr>
-              <w:t>Lengkap</w:t>
-            </w:r>
-            <w:proofErr w:type="spellEnd"/>
+              <w:t>Tanda Tangan dan Nama Lengkap</w:t>
+            </w:r>
           </w:p>
           <w:p>
             <w:pPr>
